--- a/resume/resume.docx
+++ b/resume/resume.docx
@@ -7,7 +7,7 @@
         <w:pStyle w:val="Title"/>
         <w:rPr/>
       </w:pPr>
-      <w:bookmarkStart w:colFirst="0" w:colLast="0" w:name="_heading=h.zan3fkvjw59s" w:id="0"/>
+      <w:bookmarkStart w:colFirst="0" w:colLast="0" w:name="_jw7qi2jlnjmf" w:id="0"/>
       <w:bookmarkEnd w:id="0"/>
       <w:r>
         <w:rPr>
@@ -39,7 +39,7 @@
           <w:szCs w:val="36"/>
         </w:rPr>
       </w:pPr>
-      <w:bookmarkStart w:colFirst="0" w:colLast="0" w:name="_heading=h.84329gr0oks0" w:id="1"/>
+      <w:bookmarkStart w:colFirst="0" w:colLast="0" w:name="_wz42497zqo7f" w:id="1"/>
       <w:bookmarkEnd w:id="1"/>
       <w:r>
         <w:rPr>
@@ -117,7 +117,7 @@
           <w:color w:val="666666"/>
         </w:rPr>
       </w:pPr>
-      <w:hyperlink r:id="rId7">
+      <w:hyperlink r:id="rId6">
         <w:r>
           <w:rPr>
             <w:color w:val="1155cc"/>
@@ -151,7 +151,7 @@
           <w:color w:val="666666"/>
         </w:rPr>
       </w:pPr>
-      <w:hyperlink r:id="rId8">
+      <w:hyperlink r:id="rId7">
         <w:r>
           <w:rPr>
             <w:color w:val="1155cc"/>
@@ -185,7 +185,7 @@
           <w:color w:val="666666"/>
         </w:rPr>
       </w:pPr>
-      <w:hyperlink r:id="rId9">
+      <w:hyperlink r:id="rId8">
         <w:r>
           <w:rPr>
             <w:color w:val="1155cc"/>
@@ -219,7 +219,7 @@
           <w:color w:val="666666"/>
         </w:rPr>
       </w:pPr>
-      <w:hyperlink r:id="rId10">
+      <w:hyperlink r:id="rId9">
         <w:r>
           <w:rPr>
             <w:color w:val="1155cc"/>
@@ -253,7 +253,7 @@
           <w:color w:val="666666"/>
         </w:rPr>
       </w:pPr>
-      <w:hyperlink r:id="rId11">
+      <w:hyperlink r:id="rId10">
         <w:r>
           <w:rPr>
             <w:color w:val="1155cc"/>
@@ -285,7 +285,7 @@
         <w:shd w:fill="auto" w:val="clear"/>
         <w:rPr/>
       </w:pPr>
-      <w:bookmarkStart w:colFirst="0" w:colLast="0" w:name="_heading=h.w1ewc7mugymp" w:id="2"/>
+      <w:bookmarkStart w:colFirst="0" w:colLast="0" w:name="_r3g71y7lt559" w:id="2"/>
       <w:bookmarkEnd w:id="2"/>
       <w:r>
         <w:rPr>
@@ -311,7 +311,7 @@
         <w:rPr>
           <w:rtl w:val="0"/>
         </w:rPr>
-        <w:t xml:space="preserve">        Freelance </w:t>
+        <w:t xml:space="preserve">        Front-End Developer with 3+ year experience in building responsive, </w:t>
       </w:r>
       <w:r>
         <w:rPr>
@@ -319,13 +319,13 @@
           <w:bCs w:val="1"/>
           <w:rtl w:val="0"/>
         </w:rPr>
-        <w:t xml:space="preserve">Front-End</w:t>
-      </w:r>
-      <w:r>
-        <w:rPr>
-          <w:rtl w:val="0"/>
-        </w:rPr>
-        <w:t xml:space="preserve"> Developer &amp; Website Designer specializing in transforming Figma designs into </w:t>
+        <w:t xml:space="preserve">SEO-friendly</w:t>
+      </w:r>
+      <w:r>
+        <w:rPr>
+          <w:rtl w:val="0"/>
+        </w:rPr>
+        <w:t xml:space="preserve"> websites. Expert in </w:t>
       </w:r>
       <w:r>
         <w:rPr>
@@ -333,13 +333,13 @@
           <w:bCs w:val="1"/>
           <w:rtl w:val="0"/>
         </w:rPr>
-        <w:t xml:space="preserve">high-performance</w:t>
-      </w:r>
-      <w:r>
-        <w:rPr>
-          <w:rtl w:val="0"/>
-        </w:rPr>
-        <w:t xml:space="preserve">, </w:t>
+        <w:t xml:space="preserve">Figma</w:t>
+      </w:r>
+      <w:r>
+        <w:rPr>
+          <w:rtl w:val="0"/>
+        </w:rPr>
+        <w:t xml:space="preserve"> to </w:t>
       </w:r>
       <w:r>
         <w:rPr>
@@ -347,13 +347,13 @@
           <w:bCs w:val="1"/>
           <w:rtl w:val="0"/>
         </w:rPr>
-        <w:t xml:space="preserve">SEO-friendly</w:t>
-      </w:r>
-      <w:r>
-        <w:rPr>
-          <w:rtl w:val="0"/>
-        </w:rPr>
-        <w:t xml:space="preserve"> digital experiences. Leveraging a modern stack of </w:t>
+        <w:t xml:space="preserve">HTML/CSS/JS</w:t>
+      </w:r>
+      <w:r>
+        <w:rPr>
+          <w:rtl w:val="0"/>
+        </w:rPr>
+        <w:t xml:space="preserve"> and </w:t>
       </w:r>
       <w:r>
         <w:rPr>
@@ -361,13 +361,13 @@
           <w:bCs w:val="1"/>
           <w:rtl w:val="0"/>
         </w:rPr>
-        <w:t xml:space="preserve">HTML</w:t>
-      </w:r>
-      <w:r>
-        <w:rPr>
-          <w:rtl w:val="0"/>
-        </w:rPr>
-        <w:t xml:space="preserve">, </w:t>
+        <w:t xml:space="preserve">React/Next.js</w:t>
+      </w:r>
+      <w:r>
+        <w:rPr>
+          <w:rtl w:val="0"/>
+        </w:rPr>
+        <w:t xml:space="preserve"> with </w:t>
       </w:r>
       <w:r>
         <w:rPr>
@@ -375,27 +375,18 @@
           <w:bCs w:val="1"/>
           <w:rtl w:val="0"/>
         </w:rPr>
-        <w:t xml:space="preserve">CSS</w:t>
-      </w:r>
-      <w:r>
-        <w:rPr>
-          <w:rtl w:val="0"/>
-        </w:rPr>
-        <w:t xml:space="preserve">, and </w:t>
-      </w:r>
-      <w:r>
-        <w:rPr>
-          <w:b w:val="1"/>
-          <w:bCs w:val="1"/>
-          <w:rtl w:val="0"/>
-        </w:rPr>
-        <w:t xml:space="preserve">JavaScript</w:t>
-      </w:r>
-      <w:r>
-        <w:rPr>
-          <w:rtl w:val="0"/>
-        </w:rPr>
-        <w:t xml:space="preserve">, I build responsive, pixel-perfect websites with a focus on clean logic and award-winning aesthetics inspired by Awwwards.</w:t>
+        <w:t xml:space="preserve">Tailwind CSS</w:t>
+      </w:r>
+      <w:r>
+        <w:rPr>
+          <w:rtl w:val="0"/>
+        </w:rPr>
+        <w:t xml:space="preserve">. Based in Jessore and available for on-site work at Sheikh Hasina Software Technology Park and remote roles. Seeking Junior Front-End Developer position.</w:t>
+      </w:r>
+      <w:r>
+        <w:rPr>
+          <w:rtl w:val="0"/>
+        </w:rPr>
       </w:r>
     </w:p>
     <w:p>
@@ -442,7 +433,7 @@
           <w:szCs w:val="28"/>
         </w:rPr>
       </w:pPr>
-      <w:bookmarkStart w:colFirst="0" w:colLast="0" w:name="_heading=h.l13h3vqpagi8" w:id="3"/>
+      <w:bookmarkStart w:colFirst="0" w:colLast="0" w:name="_d9gxdi6dhloo" w:id="3"/>
       <w:bookmarkEnd w:id="3"/>
       <w:r>
         <w:rPr>
@@ -461,7 +452,7 @@
         <w:pageBreakBefore w:val="0"/>
         <w:numPr>
           <w:ilvl w:val="0"/>
-          <w:numId w:val="6"/>
+          <w:numId w:val="9"/>
         </w:numPr>
         <w:pBdr>
           <w:top w:space="0" w:sz="0" w:val="nil"/>
@@ -502,7 +493,7 @@
         <w:pageBreakBefore w:val="0"/>
         <w:numPr>
           <w:ilvl w:val="0"/>
-          <w:numId w:val="6"/>
+          <w:numId w:val="9"/>
         </w:numPr>
         <w:pBdr>
           <w:top w:space="0" w:sz="0" w:val="nil"/>
@@ -543,7 +534,7 @@
         <w:pageBreakBefore w:val="0"/>
         <w:numPr>
           <w:ilvl w:val="0"/>
-          <w:numId w:val="6"/>
+          <w:numId w:val="9"/>
         </w:numPr>
         <w:pBdr>
           <w:top w:space="0" w:sz="0" w:val="nil"/>
@@ -584,7 +575,7 @@
         <w:pageBreakBefore w:val="0"/>
         <w:numPr>
           <w:ilvl w:val="0"/>
-          <w:numId w:val="6"/>
+          <w:numId w:val="9"/>
         </w:numPr>
         <w:pBdr>
           <w:top w:space="0" w:sz="0" w:val="nil"/>
@@ -625,13 +616,323 @@
         <w:pStyle w:val="Heading1"/>
         <w:rPr/>
       </w:pPr>
-      <w:bookmarkStart w:colFirst="0" w:colLast="0" w:name="_heading=h.gbkplohmyo88" w:id="4"/>
+      <w:bookmarkStart w:colFirst="0" w:colLast="0" w:name="_57oh883vs1pr" w:id="4"/>
       <w:bookmarkEnd w:id="4"/>
       <w:r>
         <w:rPr>
           <w:rtl w:val="0"/>
         </w:rPr>
         <w:t xml:space="preserve">Specializing :</w:t>
+      </w:r>
+    </w:p>
+    <w:p>
+      <w:pPr>
+        <w:numPr>
+          <w:ilvl w:val="0"/>
+          <w:numId w:val="8"/>
+        </w:numPr>
+        <w:spacing w:after="0" w:lineRule="auto"/>
+        <w:ind w:left="720" w:hanging="360"/>
+        <w:rPr/>
+      </w:pPr>
+      <w:r>
+        <w:rPr>
+          <w:b w:val="1"/>
+          <w:bCs w:val="1"/>
+          <w:rtl w:val="0"/>
+        </w:rPr>
+        <w:t xml:space="preserve">Front-End Architecture</w:t>
+      </w:r>
+      <w:r>
+        <w:rPr>
+          <w:rtl w:val="0"/>
+        </w:rPr>
+        <w:t xml:space="preserve">: Designing scalable and efficient user interfaces.</w:t>
+      </w:r>
+      <w:r>
+        <w:rPr>
+          <w:rtl w:val="0"/>
+        </w:rPr>
+      </w:r>
+    </w:p>
+    <w:p>
+      <w:pPr>
+        <w:numPr>
+          <w:ilvl w:val="0"/>
+          <w:numId w:val="8"/>
+        </w:numPr>
+        <w:spacing w:after="0" w:before="0" w:lineRule="auto"/>
+        <w:ind w:left="720" w:hanging="360"/>
+        <w:rPr/>
+      </w:pPr>
+      <w:r>
+        <w:rPr>
+          <w:b w:val="1"/>
+          <w:bCs w:val="1"/>
+          <w:rtl w:val="0"/>
+        </w:rPr>
+        <w:t xml:space="preserve">UI/UX Design</w:t>
+      </w:r>
+      <w:r>
+        <w:rPr>
+          <w:rtl w:val="0"/>
+        </w:rPr>
+        <w:t xml:space="preserve">: Creating intuitive and engaging user experiences.</w:t>
+      </w:r>
+      <w:r>
+        <w:rPr>
+          <w:rtl w:val="0"/>
+        </w:rPr>
+      </w:r>
+    </w:p>
+    <w:p>
+      <w:pPr>
+        <w:numPr>
+          <w:ilvl w:val="0"/>
+          <w:numId w:val="8"/>
+        </w:numPr>
+        <w:spacing w:after="0" w:before="0" w:lineRule="auto"/>
+        <w:ind w:left="720" w:hanging="360"/>
+        <w:rPr/>
+      </w:pPr>
+      <w:r>
+        <w:rPr>
+          <w:b w:val="1"/>
+          <w:bCs w:val="1"/>
+          <w:rtl w:val="0"/>
+        </w:rPr>
+        <w:t xml:space="preserve">Web Technologies</w:t>
+      </w:r>
+      <w:r>
+        <w:rPr>
+          <w:rtl w:val="0"/>
+        </w:rPr>
+        <w:t xml:space="preserve">: Expertise in modern web development standards and performance optimization.</w:t>
+      </w:r>
+      <w:r>
+        <w:rPr>
+          <w:rtl w:val="0"/>
+        </w:rPr>
+      </w:r>
+    </w:p>
+    <w:p>
+      <w:pPr>
+        <w:numPr>
+          <w:ilvl w:val="0"/>
+          <w:numId w:val="8"/>
+        </w:numPr>
+        <w:spacing w:before="0" w:lineRule="auto"/>
+        <w:ind w:left="720" w:hanging="360"/>
+        <w:rPr/>
+      </w:pPr>
+      <w:r>
+        <w:rPr>
+          <w:b w:val="1"/>
+          <w:bCs w:val="1"/>
+          <w:rtl w:val="0"/>
+        </w:rPr>
+        <w:t xml:space="preserve">Performance Focus</w:t>
+      </w:r>
+      <w:r>
+        <w:rPr>
+          <w:rtl w:val="0"/>
+        </w:rPr>
+        <w:t xml:space="preserve">: Specializes in optimizing Core Web Vitals for speed.</w:t>
+      </w:r>
+      <w:r>
+        <w:rPr>
+          <w:rtl w:val="0"/>
+        </w:rPr>
+      </w:r>
+    </w:p>
+    <w:p>
+      <w:pPr>
+        <w:pStyle w:val="Heading1"/>
+        <w:rPr/>
+      </w:pPr>
+      <w:bookmarkStart w:colFirst="0" w:colLast="0" w:name="_iisx85ywxaez" w:id="5"/>
+      <w:bookmarkEnd w:id="5"/>
+      <w:r>
+        <w:rPr>
+          <w:rtl w:val="0"/>
+        </w:rPr>
+        <w:t xml:space="preserve">Interests :</w:t>
+      </w:r>
+    </w:p>
+    <w:p>
+      <w:pPr>
+        <w:numPr>
+          <w:ilvl w:val="0"/>
+          <w:numId w:val="4"/>
+        </w:numPr>
+        <w:spacing w:after="0" w:lineRule="auto"/>
+        <w:ind w:left="720" w:hanging="360"/>
+        <w:rPr/>
+      </w:pPr>
+      <w:r>
+        <w:rPr>
+          <w:rtl w:val="0"/>
+        </w:rPr>
+        <w:t xml:space="preserve">UI/UX Design</w:t>
+      </w:r>
+      <w:r>
+        <w:rPr>
+          <w:rtl w:val="0"/>
+        </w:rPr>
+      </w:r>
+    </w:p>
+    <w:p>
+      <w:pPr>
+        <w:numPr>
+          <w:ilvl w:val="0"/>
+          <w:numId w:val="4"/>
+        </w:numPr>
+        <w:spacing w:after="0" w:before="0" w:lineRule="auto"/>
+        <w:ind w:left="720" w:hanging="360"/>
+        <w:rPr/>
+      </w:pPr>
+      <w:r>
+        <w:rPr>
+          <w:rtl w:val="0"/>
+        </w:rPr>
+        <w:t xml:space="preserve">Web Design</w:t>
+      </w:r>
+      <w:r>
+        <w:rPr>
+          <w:rtl w:val="0"/>
+        </w:rPr>
+      </w:r>
+    </w:p>
+    <w:p>
+      <w:pPr>
+        <w:numPr>
+          <w:ilvl w:val="0"/>
+          <w:numId w:val="4"/>
+        </w:numPr>
+        <w:spacing w:after="0" w:before="0" w:lineRule="auto"/>
+        <w:ind w:left="720" w:hanging="360"/>
+        <w:rPr/>
+      </w:pPr>
+      <w:r>
+        <w:rPr>
+          <w:rtl w:val="0"/>
+        </w:rPr>
+        <w:t xml:space="preserve">Re-Design Website</w:t>
+      </w:r>
+      <w:r>
+        <w:rPr>
+          <w:rtl w:val="0"/>
+        </w:rPr>
+      </w:r>
+    </w:p>
+    <w:p>
+      <w:pPr>
+        <w:numPr>
+          <w:ilvl w:val="0"/>
+          <w:numId w:val="4"/>
+        </w:numPr>
+        <w:spacing w:after="0" w:before="0" w:lineRule="auto"/>
+        <w:ind w:left="720" w:hanging="360"/>
+        <w:rPr/>
+      </w:pPr>
+      <w:r>
+        <w:rPr>
+          <w:rtl w:val="0"/>
+        </w:rPr>
+        <w:t xml:space="preserve">Front-End Development</w:t>
+      </w:r>
+      <w:r>
+        <w:rPr>
+          <w:rtl w:val="0"/>
+        </w:rPr>
+      </w:r>
+    </w:p>
+    <w:p>
+      <w:pPr>
+        <w:numPr>
+          <w:ilvl w:val="0"/>
+          <w:numId w:val="4"/>
+        </w:numPr>
+        <w:spacing w:after="0" w:before="0" w:lineRule="auto"/>
+        <w:ind w:left="720" w:hanging="360"/>
+        <w:rPr/>
+      </w:pPr>
+      <w:r>
+        <w:rPr>
+          <w:rtl w:val="0"/>
+        </w:rPr>
+        <w:t xml:space="preserve">Figma/Framer/Webflow to Website</w:t>
+      </w:r>
+      <w:r>
+        <w:rPr>
+          <w:rtl w:val="0"/>
+        </w:rPr>
+      </w:r>
+    </w:p>
+    <w:p>
+      <w:pPr>
+        <w:numPr>
+          <w:ilvl w:val="0"/>
+          <w:numId w:val="4"/>
+        </w:numPr>
+        <w:spacing w:before="0" w:lineRule="auto"/>
+        <w:ind w:left="720" w:hanging="360"/>
+        <w:rPr/>
+      </w:pPr>
+      <w:r>
+        <w:rPr>
+          <w:rtl w:val="0"/>
+        </w:rPr>
+        <w:t xml:space="preserve">Problem solving</w:t>
+      </w:r>
+      <w:r>
+        <w:rPr>
+          <w:rtl w:val="0"/>
+        </w:rPr>
+      </w:r>
+    </w:p>
+    <w:p>
+      <w:pPr>
+        <w:pStyle w:val="Heading1"/>
+        <w:rPr/>
+      </w:pPr>
+      <w:bookmarkStart w:colFirst="0" w:colLast="0" w:name="_bgaf12qf3it7" w:id="6"/>
+      <w:bookmarkEnd w:id="6"/>
+      <w:r>
+        <w:rPr>
+          <w:rtl w:val="0"/>
+        </w:rPr>
+        <w:t xml:space="preserve">Professional Experience :</w:t>
+      </w:r>
+    </w:p>
+    <w:p>
+      <w:pPr>
+        <w:rPr>
+          <w:i w:val="1"/>
+          <w:iCs w:val="1"/>
+        </w:rPr>
+      </w:pPr>
+      <w:r>
+        <w:rPr>
+          <w:b w:val="1"/>
+          <w:bCs w:val="1"/>
+          <w:rtl w:val="0"/>
+        </w:rPr>
+        <w:t xml:space="preserve">Web Development / Bangladesh</w:t>
+      </w:r>
+      <w:r>
+        <w:rPr>
+          <w:rtl w:val="0"/>
+        </w:rPr>
+        <w:t xml:space="preserve"> - </w:t>
+      </w:r>
+      <w:r>
+        <w:rPr>
+          <w:i w:val="1"/>
+          <w:iCs w:val="1"/>
+          <w:rtl w:val="0"/>
+        </w:rPr>
+        <w:t xml:space="preserve">Lead Front-End Developer | Freelance (2023 – Present)</w:t>
       </w:r>
     </w:p>
     <w:p>
@@ -642,23 +943,27 @@
         </w:numPr>
         <w:spacing w:after="0" w:lineRule="auto"/>
         <w:ind w:left="720" w:hanging="360"/>
-        <w:rPr>
-          <w:u w:val="none"/>
-        </w:rPr>
-      </w:pPr>
+        <w:rPr/>
+      </w:pPr>
+      <w:r>
+        <w:rPr>
+          <w:rtl w:val="0"/>
+        </w:rPr>
+        <w:t xml:space="preserve">Optimized website performance for 10+ clients, achieving an average </w:t>
+      </w:r>
       <w:r>
         <w:rPr>
           <w:b w:val="1"/>
           <w:bCs w:val="1"/>
           <w:rtl w:val="0"/>
         </w:rPr>
-        <w:t xml:space="preserve">Front-End Architecture</w:t>
-      </w:r>
-      <w:r>
-        <w:rPr>
-          <w:rtl w:val="0"/>
-        </w:rPr>
-        <w:t xml:space="preserve">: Designing scalable and efficient user interfaces.</w:t>
+        <w:t xml:space="preserve">Google PageSpeed score of 95+</w:t>
+      </w:r>
+      <w:r>
+        <w:rPr>
+          <w:rtl w:val="0"/>
+        </w:rPr>
+        <w:t xml:space="preserve"> by implementing advanced JavaScript caching and image optimization strategies.</w:t>
       </w:r>
       <w:r>
         <w:rPr>
@@ -674,55 +979,41 @@
         </w:numPr>
         <w:spacing w:after="0" w:before="0" w:lineRule="auto"/>
         <w:ind w:left="720" w:hanging="360"/>
-        <w:rPr>
-          <w:u w:val="none"/>
-        </w:rPr>
-      </w:pPr>
+        <w:rPr/>
+      </w:pPr>
+      <w:r>
+        <w:rPr>
+          <w:rtl w:val="0"/>
+        </w:rPr>
+        <w:t xml:space="preserve">Reduced development-to-deployment time by </w:t>
+      </w:r>
       <w:r>
         <w:rPr>
           <w:b w:val="1"/>
           <w:bCs w:val="1"/>
           <w:rtl w:val="0"/>
         </w:rPr>
-        <w:t xml:space="preserve">UI/UX Design</w:t>
-      </w:r>
-      <w:r>
-        <w:rPr>
-          <w:rtl w:val="0"/>
-        </w:rPr>
-        <w:t xml:space="preserve">: Creating intuitive and engaging user experiences.</w:t>
-      </w:r>
-      <w:r>
-        <w:rPr>
-          <w:rtl w:val="0"/>
-        </w:rPr>
-      </w:r>
-    </w:p>
-    <w:p>
-      <w:pPr>
-        <w:numPr>
-          <w:ilvl w:val="0"/>
-          <w:numId w:val="5"/>
-        </w:numPr>
-        <w:spacing w:after="0" w:before="0" w:lineRule="auto"/>
-        <w:ind w:left="720" w:hanging="360"/>
-        <w:rPr>
-          <w:u w:val="none"/>
-        </w:rPr>
-      </w:pPr>
+        <w:t xml:space="preserve">30%</w:t>
+      </w:r>
+      <w:r>
+        <w:rPr>
+          <w:rtl w:val="0"/>
+        </w:rPr>
+        <w:t xml:space="preserve"> through the creation of a custom GitHub Actions CI/CD pipeline for </w:t>
+      </w:r>
       <w:r>
         <w:rPr>
           <w:b w:val="1"/>
           <w:bCs w:val="1"/>
           <w:rtl w:val="0"/>
         </w:rPr>
-        <w:t xml:space="preserve">Web Technologies</w:t>
-      </w:r>
-      <w:r>
-        <w:rPr>
-          <w:rtl w:val="0"/>
-        </w:rPr>
-        <w:t xml:space="preserve">: Expertise in modern web development standards and performance optimization.</w:t>
+        <w:t xml:space="preserve">automated release management and versioning</w:t>
+      </w:r>
+      <w:r>
+        <w:rPr>
+          <w:rtl w:val="0"/>
+        </w:rPr>
+        <w:t xml:space="preserve">.</w:t>
       </w:r>
       <w:r>
         <w:rPr>
@@ -738,23 +1029,27 @@
         </w:numPr>
         <w:spacing w:before="0" w:lineRule="auto"/>
         <w:ind w:left="720" w:hanging="360"/>
-        <w:rPr>
-          <w:u w:val="none"/>
-        </w:rPr>
-      </w:pPr>
+        <w:rPr/>
+      </w:pPr>
+      <w:r>
+        <w:rPr>
+          <w:rtl w:val="0"/>
+        </w:rPr>
+        <w:t xml:space="preserve">Transformed complex Figma prototypes into production-ready code with </w:t>
+      </w:r>
       <w:r>
         <w:rPr>
           <w:b w:val="1"/>
           <w:bCs w:val="1"/>
           <w:rtl w:val="0"/>
         </w:rPr>
-        <w:t xml:space="preserve">Performance Focus</w:t>
-      </w:r>
-      <w:r>
-        <w:rPr>
-          <w:rtl w:val="0"/>
-        </w:rPr>
-        <w:t xml:space="preserve">: Specializes in optimizing Core Web Vitals for speed.</w:t>
+        <w:t xml:space="preserve">98% design fidelity</w:t>
+      </w:r>
+      <w:r>
+        <w:rPr>
+          <w:rtl w:val="0"/>
+        </w:rPr>
+        <w:t xml:space="preserve">, ensuring responsive performance across all Android and iOS viewports.</w:t>
       </w:r>
       <w:r>
         <w:rPr>
@@ -767,179 +1062,24 @@
         <w:pStyle w:val="Heading1"/>
         <w:rPr/>
       </w:pPr>
-      <w:bookmarkStart w:colFirst="0" w:colLast="0" w:name="_heading=h.glsvs13nw778" w:id="5"/>
-      <w:bookmarkEnd w:id="5"/>
-      <w:r>
-        <w:rPr>
-          <w:rtl w:val="0"/>
-        </w:rPr>
-        <w:t xml:space="preserve">Interests :</w:t>
+      <w:bookmarkStart w:colFirst="0" w:colLast="0" w:name="_921e9fe0t85i" w:id="7"/>
+      <w:bookmarkEnd w:id="7"/>
+      <w:r>
+        <w:rPr>
+          <w:rtl w:val="0"/>
+        </w:rPr>
+        <w:t xml:space="preserve">Key Projects :</w:t>
       </w:r>
     </w:p>
     <w:p>
       <w:pPr>
         <w:numPr>
           <w:ilvl w:val="0"/>
-          <w:numId w:val="12"/>
+          <w:numId w:val="7"/>
         </w:numPr>
         <w:spacing w:after="0" w:lineRule="auto"/>
         <w:ind w:left="720" w:hanging="360"/>
-        <w:rPr>
-          <w:u w:val="none"/>
-        </w:rPr>
-      </w:pPr>
-      <w:r>
-        <w:rPr>
-          <w:rtl w:val="0"/>
-        </w:rPr>
-        <w:t xml:space="preserve">UI/UX Design</w:t>
-      </w:r>
-      <w:r>
-        <w:rPr>
-          <w:rtl w:val="0"/>
-        </w:rPr>
-      </w:r>
-    </w:p>
-    <w:p>
-      <w:pPr>
-        <w:numPr>
-          <w:ilvl w:val="0"/>
-          <w:numId w:val="12"/>
-        </w:numPr>
-        <w:spacing w:after="0" w:before="0" w:lineRule="auto"/>
-        <w:ind w:left="720" w:hanging="360"/>
-        <w:rPr>
-          <w:u w:val="none"/>
-        </w:rPr>
-      </w:pPr>
-      <w:r>
-        <w:rPr>
-          <w:rtl w:val="0"/>
-        </w:rPr>
-        <w:t xml:space="preserve">Web Design</w:t>
-      </w:r>
-      <w:r>
-        <w:rPr>
-          <w:rtl w:val="0"/>
-        </w:rPr>
-      </w:r>
-    </w:p>
-    <w:p>
-      <w:pPr>
-        <w:numPr>
-          <w:ilvl w:val="0"/>
-          <w:numId w:val="12"/>
-        </w:numPr>
-        <w:spacing w:after="0" w:before="0" w:lineRule="auto"/>
-        <w:ind w:left="720" w:hanging="360"/>
-        <w:rPr>
-          <w:u w:val="none"/>
-        </w:rPr>
-      </w:pPr>
-      <w:r>
-        <w:rPr>
-          <w:rtl w:val="0"/>
-        </w:rPr>
-        <w:t xml:space="preserve">Re-Design Website</w:t>
-      </w:r>
-      <w:r>
-        <w:rPr>
-          <w:rtl w:val="0"/>
-        </w:rPr>
-      </w:r>
-    </w:p>
-    <w:p>
-      <w:pPr>
-        <w:numPr>
-          <w:ilvl w:val="0"/>
-          <w:numId w:val="12"/>
-        </w:numPr>
-        <w:spacing w:after="0" w:before="0" w:lineRule="auto"/>
-        <w:ind w:left="720" w:hanging="360"/>
-        <w:rPr>
-          <w:u w:val="none"/>
-        </w:rPr>
-      </w:pPr>
-      <w:r>
-        <w:rPr>
-          <w:rtl w:val="0"/>
-        </w:rPr>
-        <w:t xml:space="preserve">Front-End Development</w:t>
-      </w:r>
-      <w:r>
-        <w:rPr>
-          <w:rtl w:val="0"/>
-        </w:rPr>
-      </w:r>
-    </w:p>
-    <w:p>
-      <w:pPr>
-        <w:numPr>
-          <w:ilvl w:val="0"/>
-          <w:numId w:val="12"/>
-        </w:numPr>
-        <w:spacing w:after="0" w:before="0" w:lineRule="auto"/>
-        <w:ind w:left="720" w:hanging="360"/>
-        <w:rPr>
-          <w:u w:val="none"/>
-        </w:rPr>
-      </w:pPr>
-      <w:r>
-        <w:rPr>
-          <w:rtl w:val="0"/>
-        </w:rPr>
-        <w:t xml:space="preserve">Figma/Framer/Webflow to Website</w:t>
-      </w:r>
-      <w:r>
-        <w:rPr>
-          <w:rtl w:val="0"/>
-        </w:rPr>
-      </w:r>
-    </w:p>
-    <w:p>
-      <w:pPr>
-        <w:numPr>
-          <w:ilvl w:val="0"/>
-          <w:numId w:val="12"/>
-        </w:numPr>
-        <w:spacing w:before="0" w:lineRule="auto"/>
-        <w:ind w:left="720" w:hanging="360"/>
-        <w:rPr>
-          <w:u w:val="none"/>
-        </w:rPr>
-      </w:pPr>
-      <w:r>
-        <w:rPr>
-          <w:rtl w:val="0"/>
-        </w:rPr>
-        <w:t xml:space="preserve">Problem solving</w:t>
-      </w:r>
-      <w:r>
-        <w:rPr>
-          <w:rtl w:val="0"/>
-        </w:rPr>
-      </w:r>
-    </w:p>
-    <w:p>
-      <w:pPr>
-        <w:pStyle w:val="Heading1"/>
         <w:rPr/>
-      </w:pPr>
-      <w:bookmarkStart w:colFirst="0" w:colLast="0" w:name="_heading=h.lvtotwvp9fnp" w:id="6"/>
-      <w:bookmarkEnd w:id="6"/>
-      <w:r>
-        <w:rPr>
-          <w:rtl w:val="0"/>
-        </w:rPr>
-        <w:t xml:space="preserve">Professional Experience :</w:t>
-      </w:r>
-    </w:p>
-    <w:p>
-      <w:pPr>
-        <w:rPr>
-          <w:i w:val="1"/>
-          <w:iCs w:val="1"/>
-        </w:rPr>
       </w:pPr>
       <w:r>
         <w:rPr>
@@ -947,183 +1087,6 @@
           <w:bCs w:val="1"/>
           <w:rtl w:val="0"/>
         </w:rPr>
-        <w:t xml:space="preserve">Web Development / Bangladesh</w:t>
-      </w:r>
-      <w:r>
-        <w:rPr>
-          <w:rtl w:val="0"/>
-        </w:rPr>
-        <w:t xml:space="preserve"> - </w:t>
-      </w:r>
-      <w:r>
-        <w:rPr>
-          <w:i w:val="1"/>
-          <w:iCs w:val="1"/>
-          <w:rtl w:val="0"/>
-        </w:rPr>
-        <w:t xml:space="preserve">Lead Front-End Developer | Freelance (2023 – Present)</w:t>
-      </w:r>
-    </w:p>
-    <w:p>
-      <w:pPr>
-        <w:numPr>
-          <w:ilvl w:val="0"/>
-          <w:numId w:val="2"/>
-        </w:numPr>
-        <w:spacing w:after="0" w:lineRule="auto"/>
-        <w:ind w:left="720" w:hanging="360"/>
-        <w:rPr>
-          <w:u w:val="none"/>
-        </w:rPr>
-      </w:pPr>
-      <w:r>
-        <w:rPr>
-          <w:rtl w:val="0"/>
-        </w:rPr>
-        <w:t xml:space="preserve">Optimized website performance for 10+ clients, achieving an average </w:t>
-      </w:r>
-      <w:r>
-        <w:rPr>
-          <w:b w:val="1"/>
-          <w:bCs w:val="1"/>
-          <w:rtl w:val="0"/>
-        </w:rPr>
-        <w:t xml:space="preserve">Google PageSpeed score of 95+</w:t>
-      </w:r>
-      <w:r>
-        <w:rPr>
-          <w:rtl w:val="0"/>
-        </w:rPr>
-        <w:t xml:space="preserve"> by implementing advanced JavaScript caching and image optimization strategies.</w:t>
-      </w:r>
-      <w:r>
-        <w:rPr>
-          <w:rtl w:val="0"/>
-        </w:rPr>
-      </w:r>
-    </w:p>
-    <w:p>
-      <w:pPr>
-        <w:numPr>
-          <w:ilvl w:val="0"/>
-          <w:numId w:val="2"/>
-        </w:numPr>
-        <w:spacing w:after="0" w:before="0" w:lineRule="auto"/>
-        <w:ind w:left="720" w:hanging="360"/>
-        <w:rPr>
-          <w:u w:val="none"/>
-        </w:rPr>
-      </w:pPr>
-      <w:r>
-        <w:rPr>
-          <w:rtl w:val="0"/>
-        </w:rPr>
-        <w:t xml:space="preserve">Reduced development-to-deployment time by </w:t>
-      </w:r>
-      <w:r>
-        <w:rPr>
-          <w:b w:val="1"/>
-          <w:bCs w:val="1"/>
-          <w:rtl w:val="0"/>
-        </w:rPr>
-        <w:t xml:space="preserve">30%</w:t>
-      </w:r>
-      <w:r>
-        <w:rPr>
-          <w:rtl w:val="0"/>
-        </w:rPr>
-        <w:t xml:space="preserve"> through the creation of a custom GitHub Actions CI/CD pipeline for </w:t>
-      </w:r>
-      <w:r>
-        <w:rPr>
-          <w:b w:val="1"/>
-          <w:bCs w:val="1"/>
-          <w:rtl w:val="0"/>
-        </w:rPr>
-        <w:t xml:space="preserve">automated release management and versioning</w:t>
-      </w:r>
-      <w:r>
-        <w:rPr>
-          <w:rtl w:val="0"/>
-        </w:rPr>
-        <w:t xml:space="preserve">.</w:t>
-      </w:r>
-      <w:r>
-        <w:rPr>
-          <w:rtl w:val="0"/>
-        </w:rPr>
-      </w:r>
-    </w:p>
-    <w:p>
-      <w:pPr>
-        <w:numPr>
-          <w:ilvl w:val="0"/>
-          <w:numId w:val="2"/>
-        </w:numPr>
-        <w:spacing w:before="0" w:lineRule="auto"/>
-        <w:ind w:left="720" w:hanging="360"/>
-        <w:rPr>
-          <w:u w:val="none"/>
-        </w:rPr>
-      </w:pPr>
-      <w:r>
-        <w:rPr>
-          <w:rtl w:val="0"/>
-        </w:rPr>
-        <w:t xml:space="preserve">Transformed complex Figma prototypes into production-ready code with </w:t>
-      </w:r>
-      <w:r>
-        <w:rPr>
-          <w:b w:val="1"/>
-          <w:bCs w:val="1"/>
-          <w:rtl w:val="0"/>
-        </w:rPr>
-        <w:t xml:space="preserve">98% design fidelity</w:t>
-      </w:r>
-      <w:r>
-        <w:rPr>
-          <w:rtl w:val="0"/>
-        </w:rPr>
-        <w:t xml:space="preserve">, ensuring responsive performance across all Android and iOS viewports.</w:t>
-      </w:r>
-      <w:r>
-        <w:rPr>
-          <w:rtl w:val="0"/>
-        </w:rPr>
-      </w:r>
-    </w:p>
-    <w:p>
-      <w:pPr>
-        <w:pStyle w:val="Heading1"/>
-        <w:rPr/>
-      </w:pPr>
-      <w:bookmarkStart w:colFirst="0" w:colLast="0" w:name="_heading=h.ymdb2aqrmsd7" w:id="7"/>
-      <w:bookmarkEnd w:id="7"/>
-      <w:r>
-        <w:rPr>
-          <w:rtl w:val="0"/>
-        </w:rPr>
-        <w:t xml:space="preserve">Key Projects :</w:t>
-      </w:r>
-    </w:p>
-    <w:p>
-      <w:pPr>
-        <w:numPr>
-          <w:ilvl w:val="0"/>
-          <w:numId w:val="4"/>
-        </w:numPr>
-        <w:spacing w:after="0" w:lineRule="auto"/>
-        <w:ind w:left="720" w:hanging="360"/>
-        <w:rPr>
-          <w:u w:val="none"/>
-        </w:rPr>
-      </w:pPr>
-      <w:r>
-        <w:rPr>
-          <w:b w:val="1"/>
-          <w:bCs w:val="1"/>
-          <w:rtl w:val="0"/>
-        </w:rPr>
         <w:t xml:space="preserve">Personal Brand Architecture</w:t>
       </w:r>
       <w:r>
@@ -1132,7 +1095,7 @@
         </w:rPr>
         <w:t xml:space="preserve"> (</w:t>
       </w:r>
-      <w:hyperlink r:id="rId12">
+      <w:hyperlink r:id="rId11">
         <w:r>
           <w:rPr>
             <w:color w:val="1155cc"/>
@@ -1158,13 +1121,11 @@
       <w:pPr>
         <w:numPr>
           <w:ilvl w:val="0"/>
-          <w:numId w:val="11"/>
+          <w:numId w:val="3"/>
         </w:numPr>
         <w:spacing w:after="0" w:before="0" w:lineRule="auto"/>
         <w:ind w:left="1440" w:hanging="360"/>
-        <w:rPr>
-          <w:u w:val="none"/>
-        </w:rPr>
+        <w:rPr/>
       </w:pPr>
       <w:r>
         <w:rPr>
@@ -1190,80 +1151,6 @@
         <w:rPr>
           <w:rtl w:val="0"/>
         </w:rPr>
-      </w:r>
-    </w:p>
-    <w:p>
-      <w:pPr>
-        <w:numPr>
-          <w:ilvl w:val="0"/>
-          <w:numId w:val="11"/>
-        </w:numPr>
-        <w:spacing w:after="0" w:before="0" w:lineRule="auto"/>
-        <w:ind w:left="1440" w:hanging="360"/>
-        <w:rPr>
-          <w:u w:val="none"/>
-        </w:rPr>
-      </w:pPr>
-      <w:r>
-        <w:rPr>
-          <w:rtl w:val="0"/>
-        </w:rPr>
-        <w:t xml:space="preserve">Implemented a custom </w:t>
-      </w:r>
-      <w:r>
-        <w:rPr>
-          <w:b w:val="1"/>
-          <w:bCs w:val="1"/>
-          <w:rtl w:val="0"/>
-        </w:rPr>
-        <w:t xml:space="preserve">VERSION logic</w:t>
-      </w:r>
-      <w:r>
-        <w:rPr>
-          <w:rtl w:val="0"/>
-        </w:rPr>
-        <w:t xml:space="preserve"> using JavaScript Date objects for automated cache-busting, ensuring </w:t>
-      </w:r>
-      <w:r>
-        <w:rPr>
-          <w:b w:val="1"/>
-          <w:bCs w:val="1"/>
-          <w:rtl w:val="0"/>
-        </w:rPr>
-        <w:t xml:space="preserve">100% data freshness</w:t>
-      </w:r>
-      <w:r>
-        <w:rPr>
-          <w:rtl w:val="0"/>
-        </w:rPr>
-        <w:t xml:space="preserve"> for returning visitors.</w:t>
-      </w:r>
-      <w:r>
-        <w:rPr>
-          <w:rtl w:val="0"/>
-        </w:rPr>
-      </w:r>
-    </w:p>
-    <w:p>
-      <w:pPr>
-        <w:numPr>
-          <w:ilvl w:val="0"/>
-          <w:numId w:val="4"/>
-        </w:numPr>
-        <w:spacing w:after="0" w:before="0" w:lineRule="auto"/>
-        <w:ind w:left="720" w:hanging="360"/>
-        <w:rPr>
-          <w:b w:val="1"/>
-          <w:bCs w:val="1"/>
-        </w:rPr>
-      </w:pPr>
-      <w:r>
-        <w:rPr>
-          <w:b w:val="1"/>
-          <w:bCs w:val="1"/>
-          <w:rtl w:val="0"/>
-        </w:rPr>
-        <w:t xml:space="preserve">Automated Release System</w:t>
       </w:r>
     </w:p>
     <w:p>
@@ -1272,11 +1159,81 @@
           <w:ilvl w:val="0"/>
           <w:numId w:val="3"/>
         </w:numPr>
+        <w:spacing w:after="0" w:before="0" w:lineRule="auto"/>
+        <w:ind w:left="1440" w:hanging="360"/>
+        <w:rPr/>
+      </w:pPr>
+      <w:r>
+        <w:rPr>
+          <w:rtl w:val="0"/>
+        </w:rPr>
+        <w:t xml:space="preserve">Implemented a custom </w:t>
+      </w:r>
+      <w:r>
+        <w:rPr>
+          <w:b w:val="1"/>
+          <w:bCs w:val="1"/>
+          <w:rtl w:val="0"/>
+        </w:rPr>
+        <w:t xml:space="preserve">VERSION logic</w:t>
+      </w:r>
+      <w:r>
+        <w:rPr>
+          <w:rtl w:val="0"/>
+        </w:rPr>
+        <w:t xml:space="preserve"> using JavaScript Date objects for automated cache-busting, ensuring </w:t>
+      </w:r>
+      <w:r>
+        <w:rPr>
+          <w:b w:val="1"/>
+          <w:bCs w:val="1"/>
+          <w:rtl w:val="0"/>
+        </w:rPr>
+        <w:t xml:space="preserve">100% data freshness</w:t>
+      </w:r>
+      <w:r>
+        <w:rPr>
+          <w:rtl w:val="0"/>
+        </w:rPr>
+        <w:t xml:space="preserve"> for returning visitors.</w:t>
+      </w:r>
+      <w:r>
+        <w:rPr>
+          <w:rtl w:val="0"/>
+        </w:rPr>
+      </w:r>
+    </w:p>
+    <w:p>
+      <w:pPr>
+        <w:numPr>
+          <w:ilvl w:val="0"/>
+          <w:numId w:val="7"/>
+        </w:numPr>
+        <w:spacing w:after="0" w:before="0" w:lineRule="auto"/>
+        <w:ind w:left="720" w:hanging="360"/>
+        <w:rPr>
+          <w:b w:val="1"/>
+          <w:bCs w:val="1"/>
+        </w:rPr>
+      </w:pPr>
+      <w:r>
+        <w:rPr>
+          <w:b w:val="1"/>
+          <w:bCs w:val="1"/>
+          <w:rtl w:val="0"/>
+        </w:rPr>
+        <w:t xml:space="preserve">Automated Release System</w:t>
+      </w:r>
+    </w:p>
+    <w:p>
+      <w:pPr>
+        <w:numPr>
+          <w:ilvl w:val="0"/>
+          <w:numId w:val="6"/>
+        </w:numPr>
         <w:spacing w:before="0" w:lineRule="auto"/>
         <w:ind w:left="1440" w:hanging="360"/>
-        <w:rPr>
-          <w:u w:val="none"/>
-        </w:rPr>
+        <w:rPr/>
       </w:pPr>
       <w:r>
         <w:rPr>
@@ -1328,7 +1285,7 @@
           <w:szCs w:val="28"/>
         </w:rPr>
       </w:pPr>
-      <w:bookmarkStart w:colFirst="0" w:colLast="0" w:name="_heading=h.24w1wq4w080z" w:id="8"/>
+      <w:bookmarkStart w:colFirst="0" w:colLast="0" w:name="_lq2se1dua8ks" w:id="8"/>
       <w:bookmarkEnd w:id="8"/>
       <w:r>
         <w:rPr>
@@ -1350,7 +1307,7 @@
         <w:pageBreakBefore w:val="0"/>
         <w:numPr>
           <w:ilvl w:val="0"/>
-          <w:numId w:val="10"/>
+          <w:numId w:val="2"/>
         </w:numPr>
         <w:pBdr>
           <w:top w:space="0" w:sz="0" w:val="nil"/>
@@ -1362,11 +1319,9 @@
         <w:shd w:fill="auto" w:val="clear"/>
         <w:spacing w:line="240" w:lineRule="auto"/>
         <w:ind w:left="720" w:hanging="360"/>
-        <w:rPr>
-          <w:u w:val="none"/>
-        </w:rPr>
-      </w:pPr>
-      <w:bookmarkStart w:colFirst="0" w:colLast="0" w:name="_heading=h.epkvnrsybdzr" w:id="9"/>
+        <w:rPr/>
+      </w:pPr>
+      <w:bookmarkStart w:colFirst="0" w:colLast="0" w:name="_w378sx855nd6" w:id="9"/>
       <w:bookmarkEnd w:id="9"/>
       <w:r>
         <w:rPr>
@@ -1426,7 +1381,7 @@
           <w:szCs w:val="20"/>
         </w:rPr>
       </w:pPr>
-      <w:bookmarkStart w:colFirst="0" w:colLast="0" w:name="_heading=h.lpkcabjsmpq8" w:id="10"/>
+      <w:bookmarkStart w:colFirst="0" w:colLast="0" w:name="_jil43qizn8rm" w:id="10"/>
       <w:bookmarkEnd w:id="10"/>
       <w:r>
         <w:rPr>
@@ -1469,7 +1424,7 @@
         <w:pageBreakBefore w:val="0"/>
         <w:numPr>
           <w:ilvl w:val="0"/>
-          <w:numId w:val="7"/>
+          <w:numId w:val="10"/>
         </w:numPr>
         <w:pBdr>
           <w:top w:space="0" w:sz="0" w:val="nil"/>
@@ -1481,9 +1436,7 @@
         <w:shd w:fill="auto" w:val="clear"/>
         <w:spacing w:before="80" w:line="288" w:lineRule="auto"/>
         <w:ind w:left="720" w:hanging="360"/>
-        <w:rPr>
-          <w:u w:val="none"/>
-        </w:rPr>
+        <w:rPr/>
       </w:pPr>
       <w:r>
         <w:rPr>
@@ -1578,7 +1531,7 @@
         <w:pageBreakBefore w:val="0"/>
         <w:numPr>
           <w:ilvl w:val="0"/>
-          <w:numId w:val="9"/>
+          <w:numId w:val="12"/>
         </w:numPr>
         <w:pBdr>
           <w:top w:space="0" w:sz="0" w:val="nil"/>
@@ -1590,9 +1543,7 @@
         <w:shd w:fill="auto" w:val="clear"/>
         <w:spacing w:before="80" w:line="288" w:lineRule="auto"/>
         <w:ind w:left="720" w:hanging="360"/>
-        <w:rPr>
-          <w:u w:val="none"/>
-        </w:rPr>
+        <w:rPr/>
       </w:pPr>
       <w:r>
         <w:rPr>
@@ -1673,7 +1624,7 @@
         <w:pStyle w:val="Heading1"/>
         <w:rPr/>
       </w:pPr>
-      <w:bookmarkStart w:colFirst="0" w:colLast="0" w:name="_heading=h.x4hh2qjkvu0" w:id="11"/>
+      <w:bookmarkStart w:colFirst="0" w:colLast="0" w:name="_wga7otgnew2p" w:id="11"/>
       <w:bookmarkEnd w:id="11"/>
       <w:r>
         <w:rPr>
@@ -1718,7 +1669,7 @@
         <w:pageBreakBefore w:val="0"/>
         <w:numPr>
           <w:ilvl w:val="0"/>
-          <w:numId w:val="8"/>
+          <w:numId w:val="11"/>
         </w:numPr>
         <w:pBdr>
           <w:top w:space="0" w:sz="0" w:val="nil"/>
@@ -1749,7 +1700,7 @@
         <w:pageBreakBefore w:val="0"/>
         <w:numPr>
           <w:ilvl w:val="0"/>
-          <w:numId w:val="8"/>
+          <w:numId w:val="11"/>
         </w:numPr>
         <w:pBdr>
           <w:top w:space="0" w:sz="0" w:val="nil"/>
@@ -1847,7 +1798,7 @@
       </w:r>
     </w:p>
     <w:sectPr>
-      <w:headerReference r:id="rId13" w:type="default"/>
+      <w:headerReference r:id="rId12" w:type="default"/>
       <w:pgSz w:h="15840" w:w="12240" w:orient="portrait"/>
       <w:pgMar w:bottom="720" w:top="720" w:left="1440" w:right="3240" w:header="0" w:footer="720"/>
       <w:pgNumType w:start="1"/>
@@ -2494,10 +2445,10 @@
     <w:lvl w:ilvl="0">
       <w:start w:val="1"/>
       <w:numFmt w:val="bullet"/>
-      <w:lvlText w:val="●"/>
-      <w:lvlJc w:val="left"/>
-      <w:pPr>
-        <w:ind w:left="720" w:hanging="360"/>
+      <w:lvlText w:val="-"/>
+      <w:lvlJc w:val="left"/>
+      <w:pPr>
+        <w:ind w:left="1440" w:hanging="360"/>
       </w:pPr>
       <w:rPr>
         <w:u w:val="none"/>
@@ -2506,10 +2457,10 @@
     <w:lvl w:ilvl="1">
       <w:start w:val="1"/>
       <w:numFmt w:val="bullet"/>
-      <w:lvlText w:val="○"/>
-      <w:lvlJc w:val="left"/>
-      <w:pPr>
-        <w:ind w:left="1440" w:hanging="360"/>
+      <w:lvlText w:val="-"/>
+      <w:lvlJc w:val="left"/>
+      <w:pPr>
+        <w:ind w:left="2160" w:hanging="360"/>
       </w:pPr>
       <w:rPr>
         <w:u w:val="none"/>
@@ -2518,10 +2469,10 @@
     <w:lvl w:ilvl="2">
       <w:start w:val="1"/>
       <w:numFmt w:val="bullet"/>
-      <w:lvlText w:val="■"/>
-      <w:lvlJc w:val="left"/>
-      <w:pPr>
-        <w:ind w:left="2160" w:hanging="360"/>
+      <w:lvlText w:val="-"/>
+      <w:lvlJc w:val="left"/>
+      <w:pPr>
+        <w:ind w:left="2880" w:hanging="360"/>
       </w:pPr>
       <w:rPr>
         <w:u w:val="none"/>
@@ -2530,10 +2481,10 @@
     <w:lvl w:ilvl="3">
       <w:start w:val="1"/>
       <w:numFmt w:val="bullet"/>
-      <w:lvlText w:val="●"/>
-      <w:lvlJc w:val="left"/>
-      <w:pPr>
-        <w:ind w:left="2880" w:hanging="360"/>
+      <w:lvlText w:val="-"/>
+      <w:lvlJc w:val="left"/>
+      <w:pPr>
+        <w:ind w:left="3600" w:hanging="360"/>
       </w:pPr>
       <w:rPr>
         <w:u w:val="none"/>
@@ -2542,10 +2493,10 @@
     <w:lvl w:ilvl="4">
       <w:start w:val="1"/>
       <w:numFmt w:val="bullet"/>
-      <w:lvlText w:val="○"/>
-      <w:lvlJc w:val="left"/>
-      <w:pPr>
-        <w:ind w:left="3600" w:hanging="360"/>
+      <w:lvlText w:val="-"/>
+      <w:lvlJc w:val="left"/>
+      <w:pPr>
+        <w:ind w:left="4320" w:hanging="360"/>
       </w:pPr>
       <w:rPr>
         <w:u w:val="none"/>
@@ -2554,10 +2505,10 @@
     <w:lvl w:ilvl="5">
       <w:start w:val="1"/>
       <w:numFmt w:val="bullet"/>
-      <w:lvlText w:val="■"/>
-      <w:lvlJc w:val="left"/>
-      <w:pPr>
-        <w:ind w:left="4320" w:hanging="360"/>
+      <w:lvlText w:val="-"/>
+      <w:lvlJc w:val="left"/>
+      <w:pPr>
+        <w:ind w:left="5040" w:hanging="360"/>
       </w:pPr>
       <w:rPr>
         <w:u w:val="none"/>
@@ -2566,10 +2517,10 @@
     <w:lvl w:ilvl="6">
       <w:start w:val="1"/>
       <w:numFmt w:val="bullet"/>
-      <w:lvlText w:val="●"/>
-      <w:lvlJc w:val="left"/>
-      <w:pPr>
-        <w:ind w:left="5040" w:hanging="360"/>
+      <w:lvlText w:val="-"/>
+      <w:lvlJc w:val="left"/>
+      <w:pPr>
+        <w:ind w:left="5760" w:hanging="360"/>
       </w:pPr>
       <w:rPr>
         <w:u w:val="none"/>
@@ -2578,10 +2529,10 @@
     <w:lvl w:ilvl="7">
       <w:start w:val="1"/>
       <w:numFmt w:val="bullet"/>
-      <w:lvlText w:val="○"/>
-      <w:lvlJc w:val="left"/>
-      <w:pPr>
-        <w:ind w:left="5760" w:hanging="360"/>
+      <w:lvlText w:val="-"/>
+      <w:lvlJc w:val="left"/>
+      <w:pPr>
+        <w:ind w:left="6480" w:hanging="360"/>
       </w:pPr>
       <w:rPr>
         <w:u w:val="none"/>
@@ -2590,10 +2541,10 @@
     <w:lvl w:ilvl="8">
       <w:start w:val="1"/>
       <w:numFmt w:val="bullet"/>
-      <w:lvlText w:val="■"/>
-      <w:lvlJc w:val="left"/>
-      <w:pPr>
-        <w:ind w:left="6480" w:hanging="360"/>
+      <w:lvlText w:val="-"/>
+      <w:lvlJc w:val="left"/>
+      <w:pPr>
+        <w:ind w:left="7200" w:hanging="360"/>
       </w:pPr>
       <w:rPr>
         <w:u w:val="none"/>
@@ -3044,7 +2995,19 @@
     <w:lvl w:ilvl="0">
       <w:start w:val="1"/>
       <w:numFmt w:val="bullet"/>
-      <w:lvlText w:val="-"/>
+      <w:lvlText w:val="●"/>
+      <w:lvlJc w:val="left"/>
+      <w:pPr>
+        <w:ind w:left="720" w:hanging="360"/>
+      </w:pPr>
+      <w:rPr>
+        <w:u w:val="none"/>
+      </w:rPr>
+    </w:lvl>
+    <w:lvl w:ilvl="1">
+      <w:start w:val="1"/>
+      <w:numFmt w:val="bullet"/>
+      <w:lvlText w:val="○"/>
       <w:lvlJc w:val="left"/>
       <w:pPr>
         <w:ind w:left="1440" w:hanging="360"/>
@@ -3053,10 +3016,10 @@
         <w:u w:val="none"/>
       </w:rPr>
     </w:lvl>
-    <w:lvl w:ilvl="1">
-      <w:start w:val="1"/>
-      <w:numFmt w:val="bullet"/>
-      <w:lvlText w:val="-"/>
+    <w:lvl w:ilvl="2">
+      <w:start w:val="1"/>
+      <w:numFmt w:val="bullet"/>
+      <w:lvlText w:val="■"/>
       <w:lvlJc w:val="left"/>
       <w:pPr>
         <w:ind w:left="2160" w:hanging="360"/>
@@ -3065,10 +3028,10 @@
         <w:u w:val="none"/>
       </w:rPr>
     </w:lvl>
-    <w:lvl w:ilvl="2">
-      <w:start w:val="1"/>
-      <w:numFmt w:val="bullet"/>
-      <w:lvlText w:val="-"/>
+    <w:lvl w:ilvl="3">
+      <w:start w:val="1"/>
+      <w:numFmt w:val="bullet"/>
+      <w:lvlText w:val="●"/>
       <w:lvlJc w:val="left"/>
       <w:pPr>
         <w:ind w:left="2880" w:hanging="360"/>
@@ -3077,10 +3040,10 @@
         <w:u w:val="none"/>
       </w:rPr>
     </w:lvl>
-    <w:lvl w:ilvl="3">
-      <w:start w:val="1"/>
-      <w:numFmt w:val="bullet"/>
-      <w:lvlText w:val="-"/>
+    <w:lvl w:ilvl="4">
+      <w:start w:val="1"/>
+      <w:numFmt w:val="bullet"/>
+      <w:lvlText w:val="○"/>
       <w:lvlJc w:val="left"/>
       <w:pPr>
         <w:ind w:left="3600" w:hanging="360"/>
@@ -3089,10 +3052,10 @@
         <w:u w:val="none"/>
       </w:rPr>
     </w:lvl>
-    <w:lvl w:ilvl="4">
-      <w:start w:val="1"/>
-      <w:numFmt w:val="bullet"/>
-      <w:lvlText w:val="-"/>
+    <w:lvl w:ilvl="5">
+      <w:start w:val="1"/>
+      <w:numFmt w:val="bullet"/>
+      <w:lvlText w:val="■"/>
       <w:lvlJc w:val="left"/>
       <w:pPr>
         <w:ind w:left="4320" w:hanging="360"/>
@@ -3101,10 +3064,10 @@
         <w:u w:val="none"/>
       </w:rPr>
     </w:lvl>
-    <w:lvl w:ilvl="5">
-      <w:start w:val="1"/>
-      <w:numFmt w:val="bullet"/>
-      <w:lvlText w:val="-"/>
+    <w:lvl w:ilvl="6">
+      <w:start w:val="1"/>
+      <w:numFmt w:val="bullet"/>
+      <w:lvlText w:val="●"/>
       <w:lvlJc w:val="left"/>
       <w:pPr>
         <w:ind w:left="5040" w:hanging="360"/>
@@ -3113,10 +3076,10 @@
         <w:u w:val="none"/>
       </w:rPr>
     </w:lvl>
-    <w:lvl w:ilvl="6">
-      <w:start w:val="1"/>
-      <w:numFmt w:val="bullet"/>
-      <w:lvlText w:val="-"/>
+    <w:lvl w:ilvl="7">
+      <w:start w:val="1"/>
+      <w:numFmt w:val="bullet"/>
+      <w:lvlText w:val="○"/>
       <w:lvlJc w:val="left"/>
       <w:pPr>
         <w:ind w:left="5760" w:hanging="360"/>
@@ -3125,25 +3088,13 @@
         <w:u w:val="none"/>
       </w:rPr>
     </w:lvl>
-    <w:lvl w:ilvl="7">
-      <w:start w:val="1"/>
-      <w:numFmt w:val="bullet"/>
-      <w:lvlText w:val="-"/>
+    <w:lvl w:ilvl="8">
+      <w:start w:val="1"/>
+      <w:numFmt w:val="bullet"/>
+      <w:lvlText w:val="■"/>
       <w:lvlJc w:val="left"/>
       <w:pPr>
         <w:ind w:left="6480" w:hanging="360"/>
-      </w:pPr>
-      <w:rPr>
-        <w:u w:val="none"/>
-      </w:rPr>
-    </w:lvl>
-    <w:lvl w:ilvl="8">
-      <w:start w:val="1"/>
-      <w:numFmt w:val="bullet"/>
-      <w:lvlText w:val="-"/>
-      <w:lvlJc w:val="left"/>
-      <w:pPr>
-        <w:ind w:left="7200" w:hanging="360"/>
       </w:pPr>
       <w:rPr>
         <w:u w:val="none"/>
@@ -3793,19 +3744,4 @@
   </a:objectDefaults>
   <a:extraClrSchemeLst/>
 </a:theme>
-</file>
-
-<file path=customXML/item1.xml><?xml version="1.0" encoding="utf-8"?>
-<go:gDocsCustomXmlDataStorage xmlns:go="http://customooxmlschemas.google.com/" xmlns:r="http://schemas.openxmlformats.org/officeDocument/2006/relationships" uri="GoogleDocsCustomDataVersion2">
-  <go:docsCustomData xmlns:go="http://customooxmlschemas.google.com/" roundtripDataSignature="AMtx7miKSZaDhu/4DomT2O9kQhVDTtGX9g==">CgMxLjAyDmguemFuM2Zrdmp3NTlzMg5oLjg0MzI5Z3Iwb2tzMDIOaC53MWV3YzdtdWd5bXAyDmgubDEzaDN2cXBhZ2k4Mg5oLmdia3Bsb2hteW84ODIOaC5nbHN2czEzbnc3NzgyDmgubHZ0b3R3dnA5Zm5wMg5oLnltZGIyYXFybXNkNzIOaC4yNHcxd3E0dzA4MHoyDmguZXBrdm5yc3liZHpyMg5oLmxwa2NhYmpzbXBxODINaC54NGhoMnFqa3Z1MDgAciExaExrMXNNLS1lQ2g0cnMwU0pZZ1VSa1BNR21ySTN4cEU=</go:docsCustomData>
-</go:gDocsCustomXmlDataStorage>
-</file>
-
-<file path=customXML/itemProps1.xml><?xml version="1.0" encoding="utf-8"?>
-<ds:datastoreItem xmlns:ds="http://schemas.openxmlformats.org/officeDocument/2006/customXml" ds:itemID="{11111111-1234-1234-1234-123412341234}">
-  <ds:schemaRefs>
-    <ds:schemaRef ds:uri="http://schemas.openxmlformats.org/officeDocument/2006/relationships"/>
-    <ds:schemaRef ds:uri="http://customooxmlschemas.google.com/"/>
-  </ds:schemaRefs>
-</ds:datastoreItem>
 </file>